--- a/templates/Services_Profile.docx
+++ b/templates/Services_Profile.docx
@@ -96,7 +96,7 @@
           <w:footerReference w:type="first" r:id="rId15"/>
           <w:type w:val="continuous"/>
           <w:pgSz w:w="11906" w:h="16838"/>
-          <w:pgMar w:top="1728" w:right="1080" w:bottom="1440" w:left="1080" w:header="706" w:footer="389" w:gutter="0"/>
+          <w:pgMar w:top="1728" w:right="1080" w:bottom="1440" w:left="1080" w:header="706" w:footer="0" w:gutter="0"/>
           <w:pgNumType w:start="1"/>
           <w:cols w:space="708"/>
           <w:titlePg/>
@@ -129,6 +129,8 @@
         <w:rPr>
           <w:rFonts w:ascii="Raleway Medium" w:eastAsia="Calibri" w:hAnsi="Raleway Medium" w:cs="Times New Roman"/>
           <w:color w:val="012249"/>
+          <w:sz w:val="36"/>
+          <w:szCs w:val="36"/>
           <w:lang w:eastAsia="en-GB"/>
         </w:rPr>
       </w:pPr>
@@ -141,18 +143,6 @@
           <w:lang w:eastAsia="en-GB"/>
         </w:rPr>
         <w:tab/>
-        <w:fldChar w:fldCharType="begin">
-          <w:ffData>
-            <w:name w:val=""/>
-            <w:enabled/>
-            <w:calcOnExit w:val="0"/>
-            <w:textInput>
-              <w:default w:val="[Candidate Name]"/>
-            </w:textInput>
-          </w:ffData>
-        </w:fldChar>
-        <w:instrText xml:space="preserve"> FORMTEXT </w:instrText>
-        <w:fldChar w:fldCharType="separate"/>
       </w:r>
       <w:r>
         <w:rPr>
@@ -173,7 +163,82 @@
           <w:szCs w:val="36"/>
           <w:lang w:eastAsia="en-GB"/>
         </w:rPr>
-        <w:fldChar w:fldCharType="end"/>
+      </w:r>
+    </w:p>
+    <w:p>
+      <w:pPr>
+        <w:tabs>
+          <w:tab w:val="center" w:pos="4860"/>
+          <w:tab w:val="left" w:pos="8620"/>
+        </w:tabs>
+        <w:spacing w:after="0" w:line="240" w:lineRule="auto"/>
+        <w:ind w:right="26"/>
+        <w:rPr>
+          <w:rFonts w:ascii="Raleway Medium" w:eastAsia="Calibri" w:hAnsi="Raleway Medium" w:cs="Times New Roman"/>
+          <w:color w:val="012249"/>
+          <w:sz w:val="36"/>
+          <w:szCs w:val="36"/>
+          <w:lang w:eastAsia="en-GB"/>
+        </w:rPr>
+      </w:pPr>
+    </w:p>
+    <w:p>
+      <w:pPr>
+        <w:pStyle w:val="SHHeading"/>
+        <w:tabs>
+          <w:tab w:val="left" w:pos="4374"/>
+        </w:tabs>
+        <w:spacing w:line="240" w:lineRule="auto"/>
+        <w:ind w:left="0" w:right="26" w:firstLine="720"/>
+        <w:rPr>
+          <w:rFonts w:ascii="Raleway Medium" w:hAnsi="Raleway Medium"/>
+          <w:sz w:val="32"/>
+        </w:rPr>
+      </w:pPr>
+    </w:p>
+    <w:p>
+      <w:pPr>
+        <w:pStyle w:val="SHHeading"/>
+        <w:tabs>
+          <w:tab w:val="left" w:pos="4374"/>
+        </w:tabs>
+        <w:spacing w:line="240" w:lineRule="auto"/>
+        <w:ind w:left="0" w:right="26"/>
+        <w:rPr>
+          <w:rFonts w:ascii="Raleway Medium" w:hAnsi="Raleway Medium"/>
+          <w:sz w:val="32"/>
+        </w:rPr>
+      </w:pPr>
+      <w:r>
+        <w:rPr>
+          <w:rFonts w:ascii="Raleway Medium" w:hAnsi="Raleway Medium"/>
+          <w:sz w:val="32"/>
+        </w:rPr>
+        <w:t>Summary</w:t>
+      </w:r>
+    </w:p>
+    <w:p>
+      <w:pPr>
+        <w:tabs>
+          <w:tab w:val="center" w:pos="4860"/>
+          <w:tab w:val="left" w:pos="8620"/>
+        </w:tabs>
+        <w:spacing w:after="0" w:line="240" w:lineRule="auto"/>
+        <w:ind w:right="26"/>
+        <w:rPr>
+          <w:rFonts w:ascii="Raleway Medium" w:eastAsia="Calibri" w:hAnsi="Raleway Medium" w:cs="Times New Roman"/>
+          <w:color w:val="012249"/>
+          <w:lang w:eastAsia="en-GB"/>
+        </w:rPr>
+      </w:pPr>
+      <w:r>
+        <w:rPr>
+          <w:rFonts w:ascii="Raleway Medium" w:eastAsia="Calibri" w:hAnsi="Raleway Medium" w:cs="Times New Roman"/>
+          <w:color w:val="012249"/>
+          <w:sz w:val="36"/>
+          <w:szCs w:val="36"/>
+          <w:lang w:eastAsia="en-GB"/>
+        </w:rPr>
         <w:tab/>
       </w:r>
     </w:p>
@@ -246,166 +311,14 @@
           <w:lang w:eastAsia="en-GB"/>
         </w:rPr>
       </w:pPr>
-      <w:bookmarkStart w:id="1" w:name="_Hlk503460627"/>
-      <w:bookmarkStart w:id="2" w:name="_Hlk15660880"/>
-      <w:bookmarkStart w:id="3" w:name="_Hlk15660818"/>
+      <w:bookmarkStart w:id="1" w:name="_Hlk15660818"/>
     </w:p>
     <w:p>
       <w:pPr>
-        <w:pStyle w:val="SHText"/>
+        <w:pStyle w:val="SHCVText"/>
       </w:pPr>
       <w:r>
-        <w:t>{{#companies}}</w:t>
-      </w:r>
-    </w:p>
-    <w:tbl>
-      <w:tblPr>
-        <w:tblStyle w:val="TableGrid"/>
-        <w:tblW w:w="9026" w:type="dxa"/>
-        <w:tblBorders>
-          <w:top w:val="none" w:sz="0" w:space="0" w:color="auto"/>
-          <w:left w:val="none" w:sz="0" w:space="0" w:color="auto"/>
-          <w:bottom w:val="none" w:sz="0" w:space="0" w:color="auto"/>
-          <w:right w:val="none" w:sz="0" w:space="0" w:color="auto"/>
-          <w:insideH w:val="none" w:sz="0" w:space="0" w:color="auto"/>
-          <w:insideV w:val="none" w:sz="0" w:space="0" w:color="auto"/>
-        </w:tblBorders>
-      </w:tblPr>
-      <w:tblGrid>
-        <w:gridCol w:w="6500"/>
-        <w:gridCol w:w="2526"/>
-      </w:tblGrid>
-      <w:tr>
-        <w:tc>
-          <w:tcPr>
-            <w:tcW w:w="6500" w:type="dxa"/>
-          </w:tcPr>
-          <w:p>
-            <w:pPr>
-              <w:pStyle w:val="SHText"/>
-              <w:rPr>
-                <w:b/>
-                <w:bCs/>
-              </w:rPr>
-            </w:pPr>
-            <w:r>
-              <w:rPr>
-                <w:b/>
-                <w:bCs/>
-              </w:rPr>
-              <w:t xml:space="preserve">{{name}}, {{location}}</w:t>
-            </w:r>
-          </w:p>
-        </w:tc>
-        <w:tc>
-          <w:tcPr>
-            <w:tcW w:w="2526" w:type="dxa"/>
-          </w:tcPr>
-          <w:p>
-            <w:pPr>
-              <w:pStyle w:val="SHText"/>
-              <w:jc w:val="right"/>
-              <w:rPr>
-                <w:b/>
-                <w:bCs/>
-              </w:rPr>
-            </w:pPr>
-            <w:r>
-              <w:rPr>
-                <w:b/>
-                <w:bCs/>
-              </w:rPr>
-              <w:t>{{dates}}</w:t>
-            </w:r>
-          </w:p>
-        </w:tc>
-      </w:tr>
-    </w:tbl>
-    <w:p>
-      <w:pPr>
-        <w:pStyle w:val="SHText"/>
-      </w:pPr>
-      <w:r>
-        <w:t>{{#roles}}</w:t>
-      </w:r>
-    </w:p>
-    <w:tbl>
-      <w:tblPr>
-        <w:tblStyle w:val="TableGrid"/>
-        <w:tblW w:w="9026" w:type="dxa"/>
-        <w:tblBorders>
-          <w:top w:val="none" w:sz="0" w:space="0" w:color="auto"/>
-          <w:left w:val="none" w:sz="0" w:space="0" w:color="auto"/>
-          <w:bottom w:val="none" w:sz="0" w:space="0" w:color="auto"/>
-          <w:right w:val="none" w:sz="0" w:space="0" w:color="auto"/>
-          <w:insideH w:val="none" w:sz="0" w:space="0" w:color="auto"/>
-          <w:insideV w:val="none" w:sz="0" w:space="0" w:color="auto"/>
-        </w:tblBorders>
-      </w:tblPr>
-      <w:tblGrid>
-        <w:gridCol w:w="6500"/>
-        <w:gridCol w:w="2526"/>
-      </w:tblGrid>
-      <w:tr>
-        <w:tc>
-          <w:tcPr>
-            <w:tcW w:w="6500" w:type="dxa"/>
-          </w:tcPr>
-          <w:p>
-            <w:pPr>
-              <w:pStyle w:val="SHText"/>
-            </w:pPr>
-            <w:r>
-              <w:t xml:space="preserve">{{role}}, {{function}}</w:t>
-            </w:r>
-          </w:p>
-        </w:tc>
-        <w:tc>
-          <w:tcPr>
-            <w:tcW w:w="2526" w:type="dxa"/>
-          </w:tcPr>
-          <w:p>
-            <w:pPr>
-              <w:pStyle w:val="SHText"/>
-              <w:jc w:val="right"/>
-            </w:pPr>
-            <w:r>
-              <w:t>{{#role_dates}}{{role_dates}}{{/role_dates}}</w:t>
-            </w:r>
-          </w:p>
-        </w:tc>
-      </w:tr>
-    </w:tbl>
-    <w:p>
-      <w:pPr>
-        <w:pStyle w:val="SHBullets"/>
-      </w:pPr>
-      <w:r>
-        <w:t>{{#bullets}}</w:t>
-      </w:r>
-    </w:p>
-    <w:p>
-      <w:pPr>
-        <w:pStyle w:val="SHBullets"/>
-      </w:pPr>
-      <w:r>
-        <w:t>{{.}}</w:t>
-      </w:r>
-    </w:p>
-    <w:p>
-      <w:pPr>
-        <w:pStyle w:val="SHText"/>
-      </w:pPr>
-      <w:r>
-        <w:t>{{/bullets}}{{/roles}}</w:t>
-      </w:r>
-    </w:p>
-    <w:p>
-      <w:pPr>
-        <w:pStyle w:val="SHText"/>
-      </w:pPr>
-      <w:r>
-        <w:t>{{/companies}}</w:t>
+        <w:t>{{BUSINESS_EXPERIENCE_BLOCK}}</w:t>
       </w:r>
     </w:p>
     <w:p>
@@ -530,8 +443,7 @@
         </w:rPr>
       </w:pPr>
     </w:p>
-    <w:bookmarkEnd w:id="3"/>
-    <w:bookmarkEnd w:id="10"/>
+    <w:bookmarkEnd w:id="1"/>
     <w:p>
       <w:pPr>
         <w:tabs>
@@ -617,324 +529,10 @@
     </w:p>
     <w:p>
       <w:pPr>
-        <w:tabs>
-          <w:tab w:val="right" w:pos="9720"/>
-        </w:tabs>
-        <w:spacing w:after="0" w:line="240" w:lineRule="auto"/>
-        <w:ind w:right="26"/>
-        <w:jc w:val="both"/>
-        <w:rPr>
-          <w:rFonts w:ascii="Raleway Medium" w:eastAsia="Calibri" w:hAnsi="Raleway Medium" w:cs="Times New Roman"/>
-          <w:color w:val="222229"/>
-          <w:lang w:eastAsia="en-GB"/>
-        </w:rPr>
+        <w:pStyle w:val="SHCVText"/>
       </w:pPr>
       <w:r>
-        <w:rPr>
-          <w:rFonts w:ascii="Raleway Medium" w:eastAsia="Calibri" w:hAnsi="Raleway Medium" w:cs="Times New Roman"/>
-          <w:color w:val="222229"/>
-          <w:lang w:eastAsia="en-GB"/>
-        </w:rPr>
-        <w:fldChar w:fldCharType="begin">
-          <w:ffData>
-            <w:name w:val="Text10"/>
-            <w:enabled/>
-            <w:calcOnExit w:val="0"/>
-            <w:textInput>
-              <w:default w:val="[Place of Study]"/>
-            </w:textInput>
-          </w:ffData>
-        </w:fldChar>
-        <w:instrText xml:space="preserve"> FORMTEXT </w:instrText>
-        <w:fldChar w:fldCharType="separate"/>
-        <w:t>{{EDU_INSTITUTION}}</w:t>
-        <w:fldChar w:fldCharType="end"/>
-        <w:tab/>
-        <w:fldChar w:fldCharType="begin">
-          <w:ffData>
-            <w:name w:val=""/>
-            <w:enabled/>
-            <w:calcOnExit w:val="0"/>
-            <w:textInput>
-              <w:default w:val="[Mon Year]"/>
-            </w:textInput>
-          </w:ffData>
-        </w:fldChar>
-        <w:instrText xml:space="preserve"> FORMTEXT </w:instrText>
-        <w:fldChar w:fldCharType="separate"/>
-      </w:r>
-      <w:r>
-        <w:rPr>
-          <w:rFonts w:ascii="Raleway Medium" w:eastAsia="Calibri" w:hAnsi="Raleway Medium" w:cs="Times New Roman"/>
-          <w:noProof/>
-          <w:color w:val="222229"/>
-          <w:lang w:eastAsia="en-GB"/>
-        </w:rPr>
-        <w:t>{{EDU_1_START}}</w:t>
-      </w:r>
-      <w:r>
-        <w:rPr>
-          <w:rFonts w:ascii="Raleway Medium" w:eastAsia="Calibri" w:hAnsi="Raleway Medium" w:cs="Times New Roman"/>
-          <w:color w:val="222229"/>
-          <w:lang w:eastAsia="en-GB"/>
-        </w:rPr>
-        <w:fldChar w:fldCharType="end"/>
-        <w:t xml:space="preserve"> – </w:t>
-        <w:fldChar w:fldCharType="begin">
-          <w:ffData>
-            <w:name w:val=""/>
-            <w:enabled/>
-            <w:calcOnExit w:val="0"/>
-            <w:textInput>
-              <w:default w:val="[Mon Year]"/>
-            </w:textInput>
-          </w:ffData>
-        </w:fldChar>
-        <w:instrText xml:space="preserve"> FORMTEXT </w:instrText>
-        <w:fldChar w:fldCharType="separate"/>
-      </w:r>
-      <w:r>
-        <w:rPr>
-          <w:rFonts w:ascii="Raleway Medium" w:eastAsia="Calibri" w:hAnsi="Raleway Medium" w:cs="Times New Roman"/>
-          <w:noProof/>
-          <w:color w:val="222229"/>
-          <w:lang w:eastAsia="en-GB"/>
-        </w:rPr>
-        <w:t>{{EDU_1_END}}</w:t>
-      </w:r>
-      <w:r>
-        <w:rPr>
-          <w:rFonts w:ascii="Raleway Medium" w:eastAsia="Calibri" w:hAnsi="Raleway Medium" w:cs="Times New Roman"/>
-          <w:color w:val="222229"/>
-          <w:lang w:eastAsia="en-GB"/>
-        </w:rPr>
-        <w:fldChar w:fldCharType="end"/>
-      </w:r>
-    </w:p>
-    <w:p>
-      <w:pPr>
-        <w:tabs>
-          <w:tab w:val="right" w:pos="9720"/>
-        </w:tabs>
-        <w:spacing w:after="0" w:line="240" w:lineRule="auto"/>
-        <w:ind w:right="26"/>
-        <w:jc w:val="both"/>
-        <w:rPr>
-          <w:rFonts w:ascii="Raleway Medium" w:eastAsia="Calibri" w:hAnsi="Raleway Medium" w:cs="Times New Roman"/>
-          <w:color w:val="222229"/>
-          <w:lang w:eastAsia="en-GB"/>
-        </w:rPr>
-      </w:pPr>
-      <w:r>
-        <w:rPr>
-          <w:rFonts w:ascii="Raleway Medium" w:eastAsia="Calibri" w:hAnsi="Raleway Medium" w:cs="Times New Roman"/>
-          <w:color w:val="222229"/>
-          <w:lang w:eastAsia="en-GB"/>
-        </w:rPr>
-        <w:fldChar w:fldCharType="begin">
-          <w:ffData>
-            <w:name w:val="Text10"/>
-            <w:enabled/>
-            <w:calcOnExit w:val="0"/>
-            <w:textInput>
-              <w:default w:val="[Details]"/>
-            </w:textInput>
-          </w:ffData>
-        </w:fldChar>
-      </w:r>
-      <w:bookmarkStart w:id="11" w:name="Text10"/>
-      <w:r>
-        <w:rPr>
-          <w:rFonts w:ascii="Raleway Medium" w:eastAsia="Calibri" w:hAnsi="Raleway Medium" w:cs="Times New Roman"/>
-          <w:color w:val="222229"/>
-          <w:lang w:eastAsia="en-GB"/>
-        </w:rPr>
-        <w:instrText xml:space="preserve"> FORMTEXT </w:instrText>
-        <w:fldChar w:fldCharType="separate"/>
-      </w:r>
-      <w:r>
-        <w:rPr>
-          <w:rFonts w:ascii="Raleway Medium" w:eastAsia="Calibri" w:hAnsi="Raleway Medium" w:cs="Times New Roman"/>
-          <w:noProof/>
-          <w:color w:val="222229"/>
-          <w:lang w:eastAsia="en-GB"/>
-        </w:rPr>
-        <w:t>{{EDU_1_DEGREE}}</w:t>
-      </w:r>
-      <w:r>
-        <w:rPr>
-          <w:rFonts w:ascii="Raleway Medium" w:eastAsia="Calibri" w:hAnsi="Raleway Medium" w:cs="Times New Roman"/>
-          <w:color w:val="222229"/>
-          <w:lang w:eastAsia="en-GB"/>
-        </w:rPr>
-        <w:fldChar w:fldCharType="end"/>
-      </w:r>
-      <w:bookmarkEnd w:id="11"/>
-      <w:r>
-        <w:rPr>
-          <w:rFonts w:ascii="Raleway Medium" w:eastAsia="Calibri" w:hAnsi="Raleway Medium" w:cs="Times New Roman"/>
-          <w:color w:val="222229"/>
-          <w:lang w:eastAsia="en-GB"/>
-        </w:rPr>
-        <w:tab/>
-      </w:r>
-    </w:p>
-    <w:p>
-      <w:pPr>
-        <w:tabs>
-          <w:tab w:val="right" w:pos="9720"/>
-        </w:tabs>
-        <w:spacing w:after="0" w:line="240" w:lineRule="auto"/>
-        <w:ind w:right="26"/>
-        <w:jc w:val="both"/>
-        <w:rPr>
-          <w:rFonts w:ascii="Raleway Medium" w:eastAsia="Calibri" w:hAnsi="Raleway Medium" w:cs="Times New Roman"/>
-          <w:color w:val="222229"/>
-          <w:lang w:eastAsia="en-GB"/>
-        </w:rPr>
-      </w:pPr>
-    </w:p>
-    <w:p>
-      <w:pPr>
-        <w:tabs>
-          <w:tab w:val="right" w:pos="9720"/>
-        </w:tabs>
-        <w:spacing w:after="0" w:line="240" w:lineRule="auto"/>
-        <w:ind w:right="26"/>
-        <w:jc w:val="both"/>
-        <w:rPr>
-          <w:rFonts w:ascii="Raleway Medium" w:eastAsia="Calibri" w:hAnsi="Raleway Medium" w:cs="Times New Roman"/>
-          <w:color w:val="222229"/>
-          <w:lang w:eastAsia="en-GB"/>
-        </w:rPr>
-      </w:pPr>
-      <w:r>
-        <w:rPr>
-          <w:rFonts w:ascii="Raleway Medium" w:eastAsia="Calibri" w:hAnsi="Raleway Medium" w:cs="Times New Roman"/>
-          <w:color w:val="222229"/>
-          <w:lang w:eastAsia="en-GB"/>
-        </w:rPr>
-        <w:fldChar w:fldCharType="begin">
-          <w:ffData>
-            <w:name w:val="Text10"/>
-            <w:enabled/>
-            <w:calcOnExit w:val="0"/>
-            <w:textInput>
-              <w:default w:val="[Place of Study]"/>
-            </w:textInput>
-          </w:ffData>
-        </w:fldChar>
-        <w:instrText xml:space="preserve"> FORMTEXT </w:instrText>
-        <w:fldChar w:fldCharType="separate"/>
-        <w:t>{{EDU_2_INSTITUTION}}</w:t>
-        <w:fldChar w:fldCharType="end"/>
-        <w:tab/>
-        <w:fldChar w:fldCharType="begin">
-          <w:ffData>
-            <w:name w:val=""/>
-            <w:enabled/>
-            <w:calcOnExit w:val="0"/>
-            <w:textInput>
-              <w:default w:val="[Mon Year]"/>
-            </w:textInput>
-          </w:ffData>
-        </w:fldChar>
-        <w:instrText xml:space="preserve"> FORMTEXT </w:instrText>
-        <w:fldChar w:fldCharType="separate"/>
-      </w:r>
-      <w:r>
-        <w:rPr>
-          <w:rFonts w:ascii="Raleway Medium" w:eastAsia="Calibri" w:hAnsi="Raleway Medium" w:cs="Times New Roman"/>
-          <w:noProof/>
-          <w:color w:val="222229"/>
-          <w:lang w:eastAsia="en-GB"/>
-        </w:rPr>
-        <w:t>{{EDU_2_START}}</w:t>
-      </w:r>
-      <w:r>
-        <w:rPr>
-          <w:rFonts w:ascii="Raleway Medium" w:eastAsia="Calibri" w:hAnsi="Raleway Medium" w:cs="Times New Roman"/>
-          <w:color w:val="222229"/>
-          <w:lang w:eastAsia="en-GB"/>
-        </w:rPr>
-        <w:fldChar w:fldCharType="end"/>
-        <w:t xml:space="preserve"> – </w:t>
-        <w:fldChar w:fldCharType="begin">
-          <w:ffData>
-            <w:name w:val=""/>
-            <w:enabled/>
-            <w:calcOnExit w:val="0"/>
-            <w:textInput>
-              <w:default w:val="[Mon Year]"/>
-            </w:textInput>
-          </w:ffData>
-        </w:fldChar>
-        <w:instrText xml:space="preserve"> FORMTEXT </w:instrText>
-        <w:fldChar w:fldCharType="separate"/>
-      </w:r>
-      <w:r>
-        <w:rPr>
-          <w:rFonts w:ascii="Raleway Medium" w:eastAsia="Calibri" w:hAnsi="Raleway Medium" w:cs="Times New Roman"/>
-          <w:noProof/>
-          <w:color w:val="222229"/>
-          <w:lang w:eastAsia="en-GB"/>
-        </w:rPr>
-        <w:t>{{EDU_2_END}}</w:t>
-      </w:r>
-      <w:r>
-        <w:rPr>
-          <w:rFonts w:ascii="Raleway Medium" w:eastAsia="Calibri" w:hAnsi="Raleway Medium" w:cs="Times New Roman"/>
-          <w:color w:val="222229"/>
-          <w:lang w:eastAsia="en-GB"/>
-        </w:rPr>
-        <w:fldChar w:fldCharType="end"/>
-      </w:r>
-    </w:p>
-    <w:p>
-      <w:pPr>
-        <w:pStyle w:val="SHCVText"/>
-        <w:tabs>
-          <w:tab w:val="clear" w:pos="9498"/>
-          <w:tab w:val="right" w:pos="9720"/>
-        </w:tabs>
-        <w:ind w:left="0" w:right="26"/>
-        <w:rPr>
-          <w:rFonts w:ascii="Raleway Medium" w:hAnsi="Raleway Medium"/>
-          <w:color w:val="222229"/>
-        </w:rPr>
-      </w:pPr>
-      <w:r>
-        <w:rPr>
-          <w:rFonts w:ascii="Raleway Medium" w:hAnsi="Raleway Medium"/>
-          <w:color w:val="222229"/>
-        </w:rPr>
-        <w:fldChar w:fldCharType="begin">
-          <w:ffData>
-            <w:name w:val="Text10"/>
-            <w:enabled/>
-            <w:calcOnExit w:val="0"/>
-            <w:textInput>
-              <w:default w:val="[Details]"/>
-            </w:textInput>
-          </w:ffData>
-        </w:fldChar>
-        <w:instrText xml:space="preserve"> FORMTEXT </w:instrText>
-        <w:fldChar w:fldCharType="separate"/>
-      </w:r>
-      <w:r>
-        <w:rPr>
-          <w:rFonts w:ascii="Raleway Medium" w:hAnsi="Raleway Medium"/>
-          <w:noProof/>
-          <w:color w:val="222229"/>
-        </w:rPr>
-        <w:t>{{EDU_2_DEGREE}}</w:t>
-      </w:r>
-      <w:r>
-        <w:rPr>
-          <w:rFonts w:ascii="Raleway Medium" w:hAnsi="Raleway Medium"/>
-          <w:color w:val="222229"/>
-        </w:rPr>
-        <w:fldChar w:fldCharType="end"/>
+        <w:t>{{EDUCATION_BLOCK}}</w:t>
       </w:r>
     </w:p>
     <w:p>
@@ -993,313 +591,10 @@
     </w:p>
     <w:p>
       <w:pPr>
-        <w:tabs>
-          <w:tab w:val="right" w:pos="9720"/>
-        </w:tabs>
-        <w:spacing w:after="0" w:line="240" w:lineRule="auto"/>
-        <w:ind w:right="26"/>
-        <w:jc w:val="both"/>
-        <w:rPr>
-          <w:rFonts w:ascii="Raleway Medium" w:eastAsia="Calibri" w:hAnsi="Raleway Medium" w:cs="Times New Roman"/>
-          <w:color w:val="222229"/>
-          <w:lang w:eastAsia="en-GB"/>
-        </w:rPr>
+        <w:pStyle w:val="SHCVText"/>
       </w:pPr>
       <w:r>
-        <w:rPr>
-          <w:rFonts w:ascii="Raleway Medium" w:eastAsia="Calibri" w:hAnsi="Raleway Medium" w:cs="Times New Roman"/>
-          <w:color w:val="222229"/>
-          <w:lang w:eastAsia="en-GB"/>
-        </w:rPr>
-        <w:fldChar w:fldCharType="begin">
-          <w:ffData>
-            <w:name w:val="Text16"/>
-            <w:enabled/>
-            <w:calcOnExit w:val="0"/>
-            <w:textInput>
-              <w:default w:val="[Qualification]"/>
-            </w:textInput>
-          </w:ffData>
-        </w:fldChar>
-        <w:instrText xml:space="preserve"> FORMTEXT </w:instrText>
-        <w:fldChar w:fldCharType="separate"/>
-        <w:t>{{QUAL_1}}</w:t>
-        <w:fldChar w:fldCharType="end"/>
-        <w:tab/>
-        <w:fldChar w:fldCharType="begin">
-          <w:ffData>
-            <w:name w:val=""/>
-            <w:enabled/>
-            <w:calcOnExit w:val="0"/>
-            <w:textInput>
-              <w:default w:val="[Mon Year]"/>
-            </w:textInput>
-          </w:ffData>
-        </w:fldChar>
-        <w:instrText xml:space="preserve"> FORMTEXT </w:instrText>
-        <w:fldChar w:fldCharType="separate"/>
-      </w:r>
-      <w:r>
-        <w:rPr>
-          <w:rFonts w:ascii="Raleway Medium" w:eastAsia="Calibri" w:hAnsi="Raleway Medium" w:cs="Times New Roman"/>
-          <w:noProof/>
-          <w:color w:val="222229"/>
-          <w:lang w:eastAsia="en-GB"/>
-        </w:rPr>
-        <w:t>{{QUAL_1_START}}</w:t>
-      </w:r>
-      <w:r>
-        <w:rPr>
-          <w:rFonts w:ascii="Raleway Medium" w:eastAsia="Calibri" w:hAnsi="Raleway Medium" w:cs="Times New Roman"/>
-          <w:color w:val="222229"/>
-          <w:lang w:eastAsia="en-GB"/>
-        </w:rPr>
-        <w:fldChar w:fldCharType="end"/>
-        <w:t xml:space="preserve"> – </w:t>
-        <w:fldChar w:fldCharType="begin">
-          <w:ffData>
-            <w:name w:val=""/>
-            <w:enabled/>
-            <w:calcOnExit w:val="0"/>
-            <w:textInput>
-              <w:default w:val="[Mon Year]"/>
-            </w:textInput>
-          </w:ffData>
-        </w:fldChar>
-        <w:instrText xml:space="preserve"> FORMTEXT </w:instrText>
-        <w:fldChar w:fldCharType="separate"/>
-      </w:r>
-      <w:r>
-        <w:rPr>
-          <w:rFonts w:ascii="Raleway Medium" w:eastAsia="Calibri" w:hAnsi="Raleway Medium" w:cs="Times New Roman"/>
-          <w:noProof/>
-          <w:color w:val="222229"/>
-          <w:lang w:eastAsia="en-GB"/>
-        </w:rPr>
-        <w:t>{{QUAL_1_END}}</w:t>
-      </w:r>
-      <w:r>
-        <w:rPr>
-          <w:rFonts w:ascii="Raleway Medium" w:eastAsia="Calibri" w:hAnsi="Raleway Medium" w:cs="Times New Roman"/>
-          <w:color w:val="222229"/>
-          <w:lang w:eastAsia="en-GB"/>
-        </w:rPr>
-        <w:fldChar w:fldCharType="end"/>
-      </w:r>
-    </w:p>
-    <w:p>
-      <w:pPr>
-        <w:tabs>
-          <w:tab w:val="right" w:pos="9720"/>
-        </w:tabs>
-        <w:spacing w:after="0" w:line="240" w:lineRule="auto"/>
-        <w:ind w:right="26"/>
-        <w:jc w:val="both"/>
-        <w:rPr>
-          <w:rFonts w:ascii="Raleway Medium" w:eastAsia="Calibri" w:hAnsi="Raleway Medium" w:cs="Times New Roman"/>
-          <w:color w:val="222229"/>
-          <w:lang w:eastAsia="en-GB"/>
-        </w:rPr>
-      </w:pPr>
-      <w:r>
-        <w:rPr>
-          <w:rFonts w:ascii="Raleway Medium" w:eastAsia="Calibri" w:hAnsi="Raleway Medium" w:cs="Times New Roman"/>
-          <w:color w:val="222229"/>
-          <w:lang w:eastAsia="en-GB"/>
-        </w:rPr>
-        <w:fldChar w:fldCharType="begin">
-          <w:ffData>
-            <w:name w:val="Text10"/>
-            <w:enabled/>
-            <w:calcOnExit w:val="0"/>
-            <w:textInput>
-              <w:default w:val="[Details]"/>
-            </w:textInput>
-          </w:ffData>
-        </w:fldChar>
-        <w:instrText xml:space="preserve"> FORMTEXT </w:instrText>
-        <w:fldChar w:fldCharType="separate"/>
-      </w:r>
-      <w:r>
-        <w:rPr>
-          <w:rFonts w:ascii="Raleway Medium" w:eastAsia="Calibri" w:hAnsi="Raleway Medium" w:cs="Times New Roman"/>
-          <w:noProof/>
-          <w:color w:val="222229"/>
-          <w:lang w:eastAsia="en-GB"/>
-        </w:rPr>
-        <w:t>{{QUAL_1_DETAILS}}</w:t>
-      </w:r>
-      <w:r>
-        <w:rPr>
-          <w:rFonts w:ascii="Raleway Medium" w:eastAsia="Calibri" w:hAnsi="Raleway Medium" w:cs="Times New Roman"/>
-          <w:color w:val="222229"/>
-          <w:lang w:eastAsia="en-GB"/>
-        </w:rPr>
-        <w:fldChar w:fldCharType="end"/>
-        <w:tab/>
-      </w:r>
-    </w:p>
-    <w:p>
-      <w:pPr>
-        <w:tabs>
-          <w:tab w:val="right" w:pos="9720"/>
-        </w:tabs>
-        <w:spacing w:after="0" w:line="240" w:lineRule="auto"/>
-        <w:ind w:right="26"/>
-        <w:jc w:val="both"/>
-        <w:rPr>
-          <w:rFonts w:ascii="Raleway Medium" w:eastAsia="Calibri" w:hAnsi="Raleway Medium" w:cs="Times New Roman"/>
-          <w:color w:val="222229"/>
-          <w:lang w:eastAsia="en-GB"/>
-        </w:rPr>
-      </w:pPr>
-    </w:p>
-    <w:p>
-      <w:pPr>
-        <w:tabs>
-          <w:tab w:val="right" w:pos="9720"/>
-        </w:tabs>
-        <w:spacing w:after="0" w:line="240" w:lineRule="auto"/>
-        <w:ind w:right="26"/>
-        <w:jc w:val="both"/>
-        <w:rPr>
-          <w:rFonts w:ascii="Raleway Medium" w:eastAsia="Calibri" w:hAnsi="Raleway Medium" w:cs="Times New Roman"/>
-          <w:color w:val="222229"/>
-          <w:lang w:eastAsia="en-GB"/>
-        </w:rPr>
-      </w:pPr>
-      <w:r>
-        <w:rPr>
-          <w:rFonts w:ascii="Raleway Medium" w:eastAsia="Calibri" w:hAnsi="Raleway Medium" w:cs="Times New Roman"/>
-          <w:color w:val="222229"/>
-          <w:lang w:eastAsia="en-GB"/>
-        </w:rPr>
-        <w:fldChar w:fldCharType="begin">
-          <w:ffData>
-            <w:name w:val="Text16"/>
-            <w:enabled/>
-            <w:calcOnExit w:val="0"/>
-            <w:textInput>
-              <w:default w:val="[Qualification]"/>
-            </w:textInput>
-          </w:ffData>
-        </w:fldChar>
-        <w:instrText xml:space="preserve"> FORMTEXT </w:instrText>
-        <w:fldChar w:fldCharType="separate"/>
-        <w:t>{{QUAL_2}}</w:t>
-        <w:fldChar w:fldCharType="end"/>
-        <w:tab/>
-        <w:fldChar w:fldCharType="begin">
-          <w:ffData>
-            <w:name w:val=""/>
-            <w:enabled/>
-            <w:calcOnExit w:val="0"/>
-            <w:textInput>
-              <w:default w:val="[Mon Year]"/>
-            </w:textInput>
-          </w:ffData>
-        </w:fldChar>
-        <w:instrText xml:space="preserve"> FORMTEXT </w:instrText>
-        <w:fldChar w:fldCharType="separate"/>
-      </w:r>
-      <w:r>
-        <w:rPr>
-          <w:rFonts w:ascii="Raleway Medium" w:eastAsia="Calibri" w:hAnsi="Raleway Medium" w:cs="Times New Roman"/>
-          <w:noProof/>
-          <w:color w:val="222229"/>
-          <w:lang w:eastAsia="en-GB"/>
-        </w:rPr>
-        <w:t>{{QUAL_2_START}}</w:t>
-      </w:r>
-      <w:r>
-        <w:rPr>
-          <w:rFonts w:ascii="Raleway Medium" w:eastAsia="Calibri" w:hAnsi="Raleway Medium" w:cs="Times New Roman"/>
-          <w:color w:val="222229"/>
-          <w:lang w:eastAsia="en-GB"/>
-        </w:rPr>
-        <w:fldChar w:fldCharType="end"/>
-        <w:t xml:space="preserve"> – </w:t>
-        <w:fldChar w:fldCharType="begin">
-          <w:ffData>
-            <w:name w:val=""/>
-            <w:enabled/>
-            <w:calcOnExit w:val="0"/>
-            <w:textInput>
-              <w:default w:val="[Mon Year]"/>
-            </w:textInput>
-          </w:ffData>
-        </w:fldChar>
-        <w:instrText xml:space="preserve"> FORMTEXT </w:instrText>
-        <w:fldChar w:fldCharType="separate"/>
-      </w:r>
-      <w:r>
-        <w:rPr>
-          <w:rFonts w:ascii="Raleway Medium" w:eastAsia="Calibri" w:hAnsi="Raleway Medium" w:cs="Times New Roman"/>
-          <w:noProof/>
-          <w:color w:val="222229"/>
-          <w:lang w:eastAsia="en-GB"/>
-        </w:rPr>
-        <w:t>{{QUAL_2_END}}</w:t>
-      </w:r>
-      <w:r>
-        <w:rPr>
-          <w:rFonts w:ascii="Raleway Medium" w:eastAsia="Calibri" w:hAnsi="Raleway Medium" w:cs="Times New Roman"/>
-          <w:color w:val="222229"/>
-          <w:lang w:eastAsia="en-GB"/>
-        </w:rPr>
-        <w:fldChar w:fldCharType="end"/>
-      </w:r>
-    </w:p>
-    <w:p>
-      <w:pPr>
-        <w:tabs>
-          <w:tab w:val="right" w:pos="9720"/>
-        </w:tabs>
-        <w:spacing w:after="0" w:line="240" w:lineRule="auto"/>
-        <w:ind w:right="26"/>
-        <w:jc w:val="both"/>
-        <w:rPr>
-          <w:rFonts w:ascii="Raleway Medium" w:eastAsia="Calibri" w:hAnsi="Raleway Medium" w:cs="Times New Roman"/>
-          <w:color w:val="222229"/>
-          <w:lang w:eastAsia="en-GB"/>
-        </w:rPr>
-      </w:pPr>
-      <w:r>
-        <w:rPr>
-          <w:rFonts w:ascii="Raleway Medium" w:eastAsia="Calibri" w:hAnsi="Raleway Medium" w:cs="Times New Roman"/>
-          <w:color w:val="222229"/>
-          <w:lang w:eastAsia="en-GB"/>
-        </w:rPr>
-        <w:fldChar w:fldCharType="begin">
-          <w:ffData>
-            <w:name w:val="Text10"/>
-            <w:enabled/>
-            <w:calcOnExit w:val="0"/>
-            <w:textInput>
-              <w:default w:val="[Details]"/>
-            </w:textInput>
-          </w:ffData>
-        </w:fldChar>
-        <w:instrText xml:space="preserve"> FORMTEXT </w:instrText>
-        <w:fldChar w:fldCharType="separate"/>
-      </w:r>
-      <w:r>
-        <w:rPr>
-          <w:rFonts w:ascii="Raleway Medium" w:eastAsia="Calibri" w:hAnsi="Raleway Medium" w:cs="Times New Roman"/>
-          <w:noProof/>
-          <w:color w:val="222229"/>
-          <w:lang w:eastAsia="en-GB"/>
-        </w:rPr>
-        <w:t>{{QUAL_2_DETAILS}}</w:t>
-      </w:r>
-      <w:r>
-        <w:rPr>
-          <w:rFonts w:ascii="Raleway Medium" w:eastAsia="Calibri" w:hAnsi="Raleway Medium" w:cs="Times New Roman"/>
-          <w:color w:val="222229"/>
-          <w:lang w:eastAsia="en-GB"/>
-        </w:rPr>
-        <w:fldChar w:fldCharType="end"/>
-        <w:tab/>
+        <w:t>{{QUALIFICATIONS_BLOCK}}</w:t>
       </w:r>
     </w:p>
     <w:p>
@@ -1337,25 +632,6 @@
         <w:tab/>
         <w:tab/>
         <w:tab/>
-        <w:fldChar w:fldCharType="begin">
-          <w:ffData>
-            <w:name w:val="Text7"/>
-            <w:enabled/>
-            <w:calcOnExit w:val="0"/>
-            <w:textInput>
-              <w:default w:val="[Type nationality here]"/>
-            </w:textInput>
-          </w:ffData>
-        </w:fldChar>
-      </w:r>
-      <w:bookmarkStart w:id="12" w:name="Text7"/>
-      <w:r>
-        <w:rPr>
-          <w:rFonts w:ascii="Raleway Medium" w:hAnsi="Raleway Medium"/>
-          <w:color w:val="222229"/>
-        </w:rPr>
-        <w:instrText xml:space="preserve"> FORMTEXT </w:instrText>
-        <w:fldChar w:fldCharType="separate"/>
       </w:r>
       <w:r>
         <w:rPr>
@@ -1370,9 +646,8 @@
           <w:rFonts w:ascii="Raleway Medium" w:hAnsi="Raleway Medium"/>
           <w:color w:val="222229"/>
         </w:rPr>
-        <w:fldChar w:fldCharType="end"/>
       </w:r>
-      <w:bookmarkEnd w:id="12"/>
+      <w:bookmarkEnd w:id="3"/>
       <w:r>
         <w:rPr>
           <w:rFonts w:ascii="Raleway Medium" w:hAnsi="Raleway Medium"/>
@@ -1416,18 +691,6 @@
         <w:tab/>
         <w:tab/>
         <w:tab/>
-        <w:fldChar w:fldCharType="begin">
-          <w:ffData>
-            <w:name w:val="Text7"/>
-            <w:enabled/>
-            <w:calcOnExit w:val="0"/>
-            <w:textInput>
-              <w:default w:val="[Language]"/>
-            </w:textInput>
-          </w:ffData>
-        </w:fldChar>
-        <w:instrText xml:space="preserve"> FORMTEXT </w:instrText>
-        <w:fldChar w:fldCharType="separate"/>
       </w:r>
       <w:r>
         <w:rPr>
@@ -1442,20 +705,7 @@
           <w:rFonts w:ascii="Raleway Medium" w:hAnsi="Raleway Medium"/>
           <w:color w:val="222229"/>
         </w:rPr>
-        <w:fldChar w:fldCharType="end"/>
         <w:tab/>
-        <w:fldChar w:fldCharType="begin">
-          <w:ffData>
-            <w:name w:val=""/>
-            <w:enabled/>
-            <w:calcOnExit w:val="0"/>
-            <w:textInput>
-              <w:default w:val="[Level]"/>
-            </w:textInput>
-          </w:ffData>
-        </w:fldChar>
-        <w:instrText xml:space="preserve"> FORMTEXT </w:instrText>
-        <w:fldChar w:fldCharType="separate"/>
       </w:r>
       <w:r>
         <w:rPr>
@@ -1470,7 +720,6 @@
           <w:rFonts w:ascii="Raleway Medium" w:hAnsi="Raleway Medium"/>
           <w:color w:val="222229"/>
         </w:rPr>
-        <w:fldChar w:fldCharType="end"/>
       </w:r>
     </w:p>
     <w:p>
@@ -1498,6 +747,7 @@
           <w:b/>
           <w:color w:val="222229"/>
         </w:rPr>
+        <w:lastRenderedPageBreak/>
         <w:t>Interests</w:t>
       </w:r>
       <w:r>
@@ -1508,18 +758,6 @@
         <w:tab/>
         <w:tab/>
         <w:tab/>
-        <w:fldChar w:fldCharType="begin">
-          <w:ffData>
-            <w:name w:val=""/>
-            <w:enabled/>
-            <w:calcOnExit w:val="0"/>
-            <w:textInput>
-              <w:default w:val="[Type interest here]"/>
-            </w:textInput>
-          </w:ffData>
-        </w:fldChar>
-        <w:instrText xml:space="preserve"> FORMTEXT </w:instrText>
-        <w:fldChar w:fldCharType="separate"/>
       </w:r>
       <w:r>
         <w:rPr>
@@ -1534,8 +772,58 @@
           <w:rFonts w:ascii="Raleway Medium" w:hAnsi="Raleway Medium"/>
           <w:color w:val="222229"/>
         </w:rPr>
-        <w:fldChar w:fldCharType="end"/>
         <w:t xml:space="preserve"> </w:t>
+      </w:r>
+    </w:p>
+    <w:p>
+      <w:pPr>
+        <w:spacing w:after="0" w:line="240" w:lineRule="auto"/>
+        <w:ind w:right="26"/>
+        <w:rPr>
+          <w:rFonts w:ascii="Raleway Medium" w:eastAsia="Calibri" w:hAnsi="Raleway Medium" w:cs="Times New Roman"/>
+          <w:color w:val="222229"/>
+          <w:lang w:eastAsia="en-GB"/>
+        </w:rPr>
+      </w:pPr>
+    </w:p>
+    <w:p>
+      <w:pPr>
+        <w:spacing w:after="0" w:line="240" w:lineRule="auto"/>
+        <w:ind w:right="26"/>
+        <w:rPr>
+          <w:rFonts w:ascii="Raleway Medium" w:eastAsia="Calibri" w:hAnsi="Raleway Medium" w:cs="Times New Roman"/>
+          <w:color w:val="222229"/>
+          <w:lang w:eastAsia="en-GB"/>
+        </w:rPr>
+      </w:pPr>
+    </w:p>
+    <w:p>
+      <w:pPr>
+        <w:pStyle w:val="SHHeading"/>
+        <w:tabs>
+          <w:tab w:val="left" w:pos="4374"/>
+        </w:tabs>
+        <w:spacing w:line="240" w:lineRule="auto"/>
+        <w:ind w:left="0" w:right="26"/>
+        <w:rPr>
+          <w:rFonts w:ascii="Raleway Medium" w:hAnsi="Raleway Medium"/>
+          <w:sz w:val="32"/>
+        </w:rPr>
+      </w:pPr>
+      <w:r>
+        <w:rPr>
+          <w:rFonts w:ascii="Raleway Medium" w:hAnsi="Raleway Medium"/>
+          <w:sz w:val="32"/>
+        </w:rPr>
+        <w:t>Certifications</w:t>
+      </w:r>
+    </w:p>
+    <w:p>
+      <w:pPr>
+        <w:pStyle w:val="SHCVText"/>
+      </w:pPr>
+      <w:r>
+        <w:t>{{CERTIFICATIONS}}</w:t>
       </w:r>
     </w:p>
     <w:p>
@@ -7495,30 +6783,6 @@
 </file>
 
 <file path=customXml/item1.xml><?xml version="1.0" encoding="utf-8"?>
-<p:properties xmlns:p="http://schemas.microsoft.com/office/2006/metadata/properties" xmlns:xsi="http://www.w3.org/2001/XMLSchema-instance" xmlns:pc="http://schemas.microsoft.com/office/infopath/2007/PartnerControls">
-  <documentManagement>
-    <TaxCatchAll xmlns="8fe6d124-157e-4db3-accf-90154e53f67d" xsi:nil="true"/>
-    <lcf76f155ced4ddcb4097134ff3c332f xmlns="0ff58a32-11e3-42b2-b55f-de245607fe4b">
-      <Terms xmlns="http://schemas.microsoft.com/office/infopath/2007/PartnerControls"/>
-    </lcf76f155ced4ddcb4097134ff3c332f>
-  </documentManagement>
-</p:properties>
-</file>
-
-<file path=customXml/item2.xml><?xml version="1.0" encoding="utf-8"?>
-<?mso-contentType ?>
-<FormTemplates xmlns="http://schemas.microsoft.com/sharepoint/v3/contenttype/forms">
-  <Display>DocumentLibraryForm</Display>
-  <Edit>DocumentLibraryForm</Edit>
-  <New>DocumentLibraryForm</New>
-</FormTemplates>
-</file>
-
-<file path=customXml/item3.xml><?xml version="1.0" encoding="utf-8"?>
-<b:Sources xmlns:b="http://schemas.openxmlformats.org/officeDocument/2006/bibliography" xmlns="http://schemas.openxmlformats.org/officeDocument/2006/bibliography" SelectedStyle="\APASixthEditionOfficeOnline.xsl" StyleName="APA" Version="6"/>
-</file>
-
-<file path=customXml/item4.xml><?xml version="1.0" encoding="utf-8"?>
 <ct:contentTypeSchema xmlns:ct="http://schemas.microsoft.com/office/2006/metadata/contentType" xmlns:ma="http://schemas.microsoft.com/office/2006/metadata/properties/metaAttributes" ct:_="" ma:_="" ma:contentTypeName="Document" ma:contentTypeID="0x010100C8E1C7D6A4DB164481CFFBB0527C9959" ma:contentTypeVersion="17" ma:contentTypeDescription="Create a new document." ma:contentTypeScope="" ma:versionID="dde00dc2dc32aac438cb9d6f33f0f819">
   <xsd:schema xmlns:xsd="http://www.w3.org/2001/XMLSchema" xmlns:xs="http://www.w3.org/2001/XMLSchema" xmlns:p="http://schemas.microsoft.com/office/2006/metadata/properties" xmlns:ns2="0ff58a32-11e3-42b2-b55f-de245607fe4b" xmlns:ns3="8fe6d124-157e-4db3-accf-90154e53f67d" targetNamespace="http://schemas.microsoft.com/office/2006/metadata/properties" ma:root="true" ma:fieldsID="62839e07746195ea11a714c7c7c3f3b6" ns2:_="" ns3:_="">
     <xsd:import namespace="0ff58a32-11e3-42b2-b55f-de245607fe4b"/>
@@ -7761,34 +7025,31 @@
 </ct:contentTypeSchema>
 </file>
 
-<file path=customXml/itemProps1.xml><?xml version="1.0" encoding="utf-8"?>
-<ds:datastoreItem xmlns:ds="http://schemas.openxmlformats.org/officeDocument/2006/customXml" ds:itemID="{A9E3FE8C-44AA-4364-AE6E-E31C3FFC851C}">
-  <ds:schemaRefs>
-    <ds:schemaRef ds:uri="http://schemas.microsoft.com/office/2006/metadata/properties"/>
-    <ds:schemaRef ds:uri="http://schemas.microsoft.com/office/infopath/2007/PartnerControls"/>
-    <ds:schemaRef ds:uri="8fe6d124-157e-4db3-accf-90154e53f67d"/>
-    <ds:schemaRef ds:uri="0ff58a32-11e3-42b2-b55f-de245607fe4b"/>
-  </ds:schemaRefs>
-</ds:datastoreItem>
+<file path=customXml/item2.xml><?xml version="1.0" encoding="utf-8"?>
+<b:Sources xmlns:b="http://schemas.openxmlformats.org/officeDocument/2006/bibliography" xmlns="http://schemas.openxmlformats.org/officeDocument/2006/bibliography" SelectedStyle="\APASixthEditionOfficeOnline.xsl" StyleName="APA" Version="6"/>
 </file>
 
-<file path=customXml/itemProps2.xml><?xml version="1.0" encoding="utf-8"?>
-<ds:datastoreItem xmlns:ds="http://schemas.openxmlformats.org/officeDocument/2006/customXml" ds:itemID="{8E7A7B14-B898-4047-9A32-C962318227E5}">
-  <ds:schemaRefs>
-    <ds:schemaRef ds:uri="http://schemas.microsoft.com/sharepoint/v3/contenttype/forms"/>
-  </ds:schemaRefs>
-</ds:datastoreItem>
+<file path=customXml/item3.xml><?xml version="1.0" encoding="utf-8"?>
+<?mso-contentType ?>
+<FormTemplates xmlns="http://schemas.microsoft.com/sharepoint/v3/contenttype/forms">
+  <Display>DocumentLibraryForm</Display>
+  <Edit>DocumentLibraryForm</Edit>
+  <New>DocumentLibraryForm</New>
+</FormTemplates>
 </file>
 
-<file path=customXml/itemProps3.xml><?xml version="1.0" encoding="utf-8"?>
-<ds:datastoreItem xmlns:ds="http://schemas.openxmlformats.org/officeDocument/2006/customXml" ds:itemID="{A97ABE9A-B3F1-4B1C-BB3C-F7EF28EB80AB}">
-  <ds:schemaRefs>
-    <ds:schemaRef ds:uri="http://schemas.openxmlformats.org/officeDocument/2006/bibliography"/>
-  </ds:schemaRefs>
-</ds:datastoreItem>
+<file path=customXml/item4.xml><?xml version="1.0" encoding="utf-8"?>
+<p:properties xmlns:p="http://schemas.microsoft.com/office/2006/metadata/properties" xmlns:xsi="http://www.w3.org/2001/XMLSchema-instance" xmlns:pc="http://schemas.microsoft.com/office/infopath/2007/PartnerControls">
+  <documentManagement>
+    <TaxCatchAll xmlns="8fe6d124-157e-4db3-accf-90154e53f67d" xsi:nil="true"/>
+    <lcf76f155ced4ddcb4097134ff3c332f xmlns="0ff58a32-11e3-42b2-b55f-de245607fe4b">
+      <Terms xmlns="http://schemas.microsoft.com/office/infopath/2007/PartnerControls"/>
+    </lcf76f155ced4ddcb4097134ff3c332f>
+  </documentManagement>
+</p:properties>
 </file>
 
-<file path=customXml/itemProps4.xml><?xml version="1.0" encoding="utf-8"?>
+<file path=customXml/itemProps1.xml><?xml version="1.0" encoding="utf-8"?>
 <ds:datastoreItem xmlns:ds="http://schemas.openxmlformats.org/officeDocument/2006/customXml" ds:itemID="{72480473-C520-45CD-876D-2325FABD786F}">
   <ds:schemaRefs>
     <ds:schemaRef ds:uri="http://schemas.microsoft.com/office/2006/metadata/contentType"/>
@@ -7805,4 +7066,31 @@
     <ds:schemaRef ds:uri="http://schemas.microsoft.com/internal/obd"/>
   </ds:schemaRefs>
 </ds:datastoreItem>
+</file>
+
+<file path=customXml/itemProps2.xml><?xml version="1.0" encoding="utf-8"?>
+<ds:datastoreItem xmlns:ds="http://schemas.openxmlformats.org/officeDocument/2006/customXml" ds:itemID="{A97ABE9A-B3F1-4B1C-BB3C-F7EF28EB80AB}">
+  <ds:schemaRefs>
+    <ds:schemaRef ds:uri="http://schemas.openxmlformats.org/officeDocument/2006/bibliography"/>
+  </ds:schemaRefs>
+</ds:datastoreItem>
+</file>
+
+<file path=customXml/itemProps3.xml><?xml version="1.0" encoding="utf-8"?>
+<ds:datastoreItem xmlns:ds="http://schemas.openxmlformats.org/officeDocument/2006/customXml" ds:itemID="{8E7A7B14-B898-4047-9A32-C962318227E5}">
+  <ds:schemaRefs>
+    <ds:schemaRef ds:uri="http://schemas.microsoft.com/sharepoint/v3/contenttype/forms"/>
+  </ds:schemaRefs>
+</ds:datastoreItem>
+</file>
+
+<file path=customXml/itemProps4.xml><?xml version="1.0" encoding="utf-8"?>
+<ds:datastoreItem xmlns:ds="http://schemas.openxmlformats.org/officeDocument/2006/customXml" ds:itemID="{A9E3FE8C-44AA-4364-AE6E-E31C3FFC851C}">
+  <ds:schemaRefs>
+    <ds:schemaRef ds:uri="http://schemas.microsoft.com/office/2006/metadata/properties"/>
+    <ds:schemaRef ds:uri="http://schemas.microsoft.com/office/infopath/2007/PartnerControls"/>
+    <ds:schemaRef ds:uri="8fe6d124-157e-4db3-accf-90154e53f67d"/>
+    <ds:schemaRef ds:uri="0ff58a32-11e3-42b2-b55f-de245607fe4b"/>
+  </ds:schemaRefs>
+</ds:datastoreItem>
 </file>
--- a/templates/Services_Profile.docx
+++ b/templates/Services_Profile.docx
@@ -219,59 +219,331 @@
     </w:p>
     <w:p>
       <w:pPr>
-        <w:tabs>
-          <w:tab w:val="center" w:pos="4860"/>
-          <w:tab w:val="left" w:pos="8620"/>
-        </w:tabs>
         <w:spacing w:after="0" w:line="240" w:lineRule="auto"/>
         <w:ind w:right="26"/>
-        <w:rPr>
-          <w:rFonts w:ascii="Raleway Medium" w:eastAsia="Calibri" w:hAnsi="Raleway Medium" w:cs="Times New Roman"/>
-          <w:color w:val="012249"/>
-          <w:lang w:eastAsia="en-GB"/>
+        <w:jc w:val="both"/>
+        <w:rPr>
+          <w:rFonts w:ascii="Raleway Medium" w:hAnsi="Raleway Medium" w:cs="Times New Roman"/>
+          <w:color w:val="222229"/>
+        </w:rPr>
+      </w:pPr>
+    </w:p>
+    <w:p>
+      <w:pPr>
+        <w:spacing w:after="0" w:line="240" w:lineRule="auto"/>
+        <w:ind w:right="26"/>
+        <w:jc w:val="both"/>
+        <w:rPr>
+          <w:rFonts w:ascii="Raleway Medium" w:hAnsi="Raleway Medium" w:cs="Times New Roman"/>
+          <w:color w:val="222229"/>
         </w:rPr>
       </w:pPr>
       <w:r>
         <w:rPr>
-          <w:rFonts w:ascii="Raleway Medium" w:eastAsia="Calibri" w:hAnsi="Raleway Medium" w:cs="Times New Roman"/>
-          <w:color w:val="012249"/>
-          <w:sz w:val="36"/>
-          <w:szCs w:val="36"/>
-          <w:lang w:eastAsia="en-GB"/>
-        </w:rPr>
-        <w:tab/>
+          <w:rFonts w:ascii="Raleway Medium" w:hAnsi="Raleway Medium" w:cs="Times New Roman"/>
+          <w:color w:val="222229"/>
+        </w:rPr>
+        <w:t>{{SUMMARY_BLOCK}}</w:t>
       </w:r>
     </w:p>
     <w:p>
       <w:pPr>
         <w:spacing w:after="0" w:line="240" w:lineRule="auto"/>
-        <w:rPr>
-          <w:rFonts w:ascii="Raleway Medium" w:eastAsia="Calibri" w:hAnsi="Raleway Medium" w:cs="Times New Roman"/>
+        <w:ind w:right="26"/>
+        <w:jc w:val="both"/>
+        <w:rPr>
+          <w:rFonts w:ascii="Raleway Medium" w:hAnsi="Raleway Medium" w:cs="Times New Roman"/>
           <w:color w:val="222229"/>
-          <w:lang w:eastAsia="en-GB"/>
         </w:rPr>
       </w:pPr>
     </w:p>
     <w:p>
       <w:pPr>
-        <w:tabs>
-          <w:tab w:val="left" w:pos="8300"/>
-        </w:tabs>
         <w:spacing w:after="0" w:line="240" w:lineRule="auto"/>
-        <w:rPr>
-          <w:rFonts w:ascii="Raleway Medium" w:eastAsia="Calibri" w:hAnsi="Raleway Medium" w:cs="Times New Roman"/>
+        <w:ind w:right="26"/>
+        <w:jc w:val="both"/>
+        <w:rPr>
+          <w:rFonts w:ascii="Raleway Medium" w:hAnsi="Raleway Medium" w:cs="Times New Roman"/>
           <w:color w:val="222229"/>
-          <w:lang w:eastAsia="en-GB"/>
         </w:rPr>
       </w:pPr>
       <w:r>
         <w:rPr>
-          <w:rFonts w:ascii="Raleway Medium" w:eastAsia="Calibri" w:hAnsi="Raleway Medium" w:cs="Times New Roman"/>
+          <w:rFonts w:ascii="Raleway Medium" w:hAnsi="Raleway Medium" w:cs="Times New Roman"/>
+          <w:b/>
           <w:color w:val="222229"/>
-          <w:lang w:eastAsia="en-GB"/>
-        </w:rPr>
-        <w:tab/>
+        </w:rPr>
+        <w:t xml:space="preserve">Core Expertise</w:t>
       </w:r>
+    </w:p>
+    <w:p>
+      <w:pPr>
+        <w:numPr>
+          <w:ilvl w:val="0"/>
+          <w:numId w:val="7"/>
+        </w:numPr>
+        <w:spacing w:after="0" w:line="240" w:lineRule="auto"/>
+        <w:ind w:right="26"/>
+        <w:jc w:val="both"/>
+        <w:rPr>
+          <w:rFonts w:ascii="Raleway Medium" w:hAnsi="Raleway Medium" w:cs="Times New Roman"/>
+          <w:color w:val="222229"/>
+        </w:rPr>
+      </w:pPr>
+      <w:r>
+        <w:rPr>
+          <w:rFonts w:ascii="Raleway Medium" w:hAnsi="Raleway Medium" w:cs="Times New Roman"/>
+          <w:color w:val="222229"/>
+        </w:rPr>
+        <w:t/>
+      </w:r>
+    </w:p>
+    <w:p>
+      <w:pPr>
+        <w:numPr>
+          <w:ilvl w:val="0"/>
+          <w:numId w:val="7"/>
+        </w:numPr>
+        <w:spacing w:after="0" w:line="240" w:lineRule="auto"/>
+        <w:ind w:right="26"/>
+        <w:jc w:val="both"/>
+        <w:rPr>
+          <w:rFonts w:ascii="Raleway Medium" w:hAnsi="Raleway Medium" w:cs="Times New Roman"/>
+          <w:color w:val="222229"/>
+        </w:rPr>
+      </w:pPr>
+      <w:r>
+        <w:rPr>
+          <w:rFonts w:ascii="Raleway Medium" w:hAnsi="Raleway Medium" w:cs="Times New Roman"/>
+          <w:color w:val="222229"/>
+        </w:rPr>
+        <w:t/>
+      </w:r>
+    </w:p>
+    <w:p>
+      <w:pPr>
+        <w:numPr>
+          <w:ilvl w:val="0"/>
+          <w:numId w:val="7"/>
+        </w:numPr>
+        <w:spacing w:after="0" w:line="240" w:lineRule="auto"/>
+        <w:ind w:right="26"/>
+        <w:jc w:val="both"/>
+        <w:rPr>
+          <w:rFonts w:ascii="Raleway Medium" w:hAnsi="Raleway Medium" w:cs="Times New Roman"/>
+          <w:color w:val="222229"/>
+        </w:rPr>
+      </w:pPr>
+      <w:r>
+        <w:rPr>
+          <w:rFonts w:ascii="Raleway Medium" w:hAnsi="Raleway Medium" w:cs="Times New Roman"/>
+          <w:color w:val="222229"/>
+        </w:rPr>
+        <w:t/>
+      </w:r>
+    </w:p>
+    <w:p>
+      <w:pPr>
+        <w:spacing w:after="0" w:line="240" w:lineRule="auto"/>
+        <w:ind w:right="26"/>
+        <w:jc w:val="both"/>
+        <w:rPr>
+          <w:rFonts w:ascii="Raleway Medium" w:hAnsi="Raleway Medium" w:cs="Times New Roman"/>
+          <w:color w:val="222229"/>
+        </w:rPr>
+      </w:pPr>
+    </w:p>
+    <w:p>
+      <w:pPr>
+        <w:spacing w:after="0" w:line="240" w:lineRule="auto"/>
+        <w:ind w:right="26"/>
+        <w:jc w:val="both"/>
+        <w:rPr>
+          <w:rFonts w:ascii="Raleway Medium" w:hAnsi="Raleway Medium" w:cs="Times New Roman"/>
+          <w:color w:val="222229"/>
+        </w:rPr>
+      </w:pPr>
+      <w:r>
+        <w:rPr>
+          <w:rFonts w:ascii="Raleway Medium" w:hAnsi="Raleway Medium" w:cs="Times New Roman"/>
+          <w:b/>
+          <w:color w:val="222229"/>
+        </w:rPr>
+        <w:t xml:space="preserve">Industry Focus</w:t>
+      </w:r>
+    </w:p>
+    <w:p>
+      <w:pPr>
+        <w:numPr>
+          <w:ilvl w:val="0"/>
+          <w:numId w:val="7"/>
+        </w:numPr>
+        <w:spacing w:after="0" w:line="240" w:lineRule="auto"/>
+        <w:ind w:right="26"/>
+        <w:jc w:val="both"/>
+        <w:rPr>
+          <w:rFonts w:ascii="Raleway Medium" w:hAnsi="Raleway Medium" w:cs="Times New Roman"/>
+          <w:color w:val="222229"/>
+        </w:rPr>
+      </w:pPr>
+      <w:r>
+        <w:rPr>
+          <w:rFonts w:ascii="Raleway Medium" w:hAnsi="Raleway Medium" w:cs="Times New Roman"/>
+          <w:color w:val="222229"/>
+        </w:rPr>
+        <w:t/>
+      </w:r>
+    </w:p>
+    <w:p>
+      <w:pPr>
+        <w:numPr>
+          <w:ilvl w:val="0"/>
+          <w:numId w:val="7"/>
+        </w:numPr>
+        <w:spacing w:after="0" w:line="240" w:lineRule="auto"/>
+        <w:ind w:right="26"/>
+        <w:jc w:val="both"/>
+        <w:rPr>
+          <w:rFonts w:ascii="Raleway Medium" w:hAnsi="Raleway Medium" w:cs="Times New Roman"/>
+          <w:color w:val="222229"/>
+        </w:rPr>
+      </w:pPr>
+      <w:r>
+        <w:rPr>
+          <w:rFonts w:ascii="Raleway Medium" w:hAnsi="Raleway Medium" w:cs="Times New Roman"/>
+          <w:color w:val="222229"/>
+        </w:rPr>
+        <w:t/>
+      </w:r>
+    </w:p>
+    <w:p>
+      <w:pPr>
+        <w:numPr>
+          <w:ilvl w:val="0"/>
+          <w:numId w:val="7"/>
+        </w:numPr>
+        <w:spacing w:after="0" w:line="240" w:lineRule="auto"/>
+        <w:ind w:right="26"/>
+        <w:jc w:val="both"/>
+        <w:rPr>
+          <w:rFonts w:ascii="Raleway Medium" w:hAnsi="Raleway Medium" w:cs="Times New Roman"/>
+          <w:color w:val="222229"/>
+        </w:rPr>
+      </w:pPr>
+      <w:r>
+        <w:rPr>
+          <w:rFonts w:ascii="Raleway Medium" w:hAnsi="Raleway Medium" w:cs="Times New Roman"/>
+          <w:color w:val="222229"/>
+        </w:rPr>
+        <w:t/>
+      </w:r>
+    </w:p>
+    <w:p>
+      <w:pPr>
+        <w:spacing w:after="0" w:line="240" w:lineRule="auto"/>
+        <w:ind w:right="26"/>
+        <w:jc w:val="both"/>
+        <w:rPr>
+          <w:rFonts w:ascii="Raleway Medium" w:hAnsi="Raleway Medium" w:cs="Times New Roman"/>
+          <w:color w:val="222229"/>
+        </w:rPr>
+      </w:pPr>
+    </w:p>
+    <w:p>
+      <w:pPr>
+        <w:spacing w:after="0" w:line="240" w:lineRule="auto"/>
+        <w:ind w:right="26"/>
+        <w:jc w:val="both"/>
+        <w:rPr>
+          <w:rFonts w:ascii="Raleway Medium" w:hAnsi="Raleway Medium" w:cs="Times New Roman"/>
+          <w:color w:val="222229"/>
+        </w:rPr>
+      </w:pPr>
+      <w:r>
+        <w:rPr>
+          <w:rFonts w:ascii="Raleway Medium" w:hAnsi="Raleway Medium" w:cs="Times New Roman"/>
+          <w:b/>
+          <w:color w:val="222229"/>
+        </w:rPr>
+        <w:t xml:space="preserve">Passionate About</w:t>
+      </w:r>
+    </w:p>
+    <w:p>
+      <w:pPr>
+        <w:numPr>
+          <w:ilvl w:val="0"/>
+          <w:numId w:val="7"/>
+        </w:numPr>
+        <w:spacing w:after="0" w:line="240" w:lineRule="auto"/>
+        <w:ind w:right="26"/>
+        <w:jc w:val="both"/>
+        <w:rPr>
+          <w:rFonts w:ascii="Raleway Medium" w:hAnsi="Raleway Medium" w:cs="Times New Roman"/>
+          <w:color w:val="222229"/>
+        </w:rPr>
+      </w:pPr>
+      <w:r>
+        <w:rPr>
+          <w:rFonts w:ascii="Raleway Medium" w:hAnsi="Raleway Medium" w:cs="Times New Roman"/>
+          <w:color w:val="222229"/>
+        </w:rPr>
+        <w:t/>
+      </w:r>
+    </w:p>
+    <w:p>
+      <w:pPr>
+        <w:numPr>
+          <w:ilvl w:val="0"/>
+          <w:numId w:val="7"/>
+        </w:numPr>
+        <w:spacing w:after="0" w:line="240" w:lineRule="auto"/>
+        <w:ind w:right="26"/>
+        <w:jc w:val="both"/>
+        <w:rPr>
+          <w:rFonts w:ascii="Raleway Medium" w:hAnsi="Raleway Medium" w:cs="Times New Roman"/>
+          <w:color w:val="222229"/>
+        </w:rPr>
+      </w:pPr>
+      <w:r>
+        <w:rPr>
+          <w:rFonts w:ascii="Raleway Medium" w:hAnsi="Raleway Medium" w:cs="Times New Roman"/>
+          <w:color w:val="222229"/>
+        </w:rPr>
+        <w:t/>
+      </w:r>
+    </w:p>
+    <w:p>
+      <w:pPr>
+        <w:numPr>
+          <w:ilvl w:val="0"/>
+          <w:numId w:val="7"/>
+        </w:numPr>
+        <w:spacing w:after="0" w:line="240" w:lineRule="auto"/>
+        <w:ind w:right="26"/>
+        <w:jc w:val="both"/>
+        <w:rPr>
+          <w:rFonts w:ascii="Raleway Medium" w:hAnsi="Raleway Medium" w:cs="Times New Roman"/>
+          <w:color w:val="222229"/>
+        </w:rPr>
+      </w:pPr>
+      <w:r>
+        <w:rPr>
+          <w:rFonts w:ascii="Raleway Medium" w:hAnsi="Raleway Medium" w:cs="Times New Roman"/>
+          <w:color w:val="222229"/>
+        </w:rPr>
+        <w:t/>
+      </w:r>
+    </w:p>
+    <w:p>
+      <w:pPr>
+        <w:spacing w:after="0" w:line="240" w:lineRule="auto"/>
+        <w:ind w:right="26"/>
+        <w:jc w:val="both"/>
+        <w:rPr>
+          <w:rFonts w:ascii="Raleway Medium" w:hAnsi="Raleway Medium" w:cs="Times New Roman"/>
+          <w:color w:val="222229"/>
+        </w:rPr>
+      </w:pPr>
     </w:p>
     <w:p>
       <w:pPr>
@@ -820,9 +1092,19 @@
     </w:p>
     <w:p>
       <w:pPr>
-        <w:pStyle w:val="SHCVText"/>
+        <w:spacing w:after="0" w:line="240" w:lineRule="auto"/>
+        <w:ind w:right="26"/>
+        <w:jc w:val="both"/>
+        <w:rPr>
+          <w:rFonts w:ascii="Raleway Medium" w:hAnsi="Raleway Medium" w:cs="Times New Roman"/>
+          <w:color w:val="222229"/>
+        </w:rPr>
       </w:pPr>
       <w:r>
+        <w:rPr>
+          <w:rFonts w:ascii="Raleway Medium" w:hAnsi="Raleway Medium" w:cs="Times New Roman"/>
+          <w:color w:val="222229"/>
+        </w:rPr>
         <w:t>{{CERTIFICATIONS}}</w:t>
       </w:r>
     </w:p>

--- a/templates/Services_Profile.docx
+++ b/templates/Services_Profile.docx
@@ -214,7 +214,7 @@
           <w:rFonts w:ascii="Raleway Medium" w:hAnsi="Raleway Medium"/>
           <w:sz w:val="32"/>
         </w:rPr>
-        <w:t>Summary</w:t>
+        <w:t>Executive Summary</w:t>
       </w:r>
     </w:p>
     <w:p>
@@ -566,7 +566,7 @@
           <w:szCs w:val="32"/>
           <w:lang w:eastAsia="en-GB"/>
         </w:rPr>
-        <w:t>Business Experience</w:t>
+        <w:t>Professional Experience</w:t>
       </w:r>
     </w:p>
     <w:p>
@@ -1778,7 +1778,7 @@
         <w:sz w:val="32"/>
         <w:szCs w:val="32"/>
       </w:rPr>
-      <w:t>[Candidate Name]</w:t>
+      <w:t>{{CANDIDATE_NAME}}</w:t>
     </w:r>
   </w:p>
 </w:hdr>
